--- a/docs/contract-template-samples/sample_PI_CIF.docx
+++ b/docs/contract-template-samples/sample_PI_CIF.docx
@@ -269,7 +269,7 @@
           <w:szCs w:val="24"/>
           <w:b/>
         </w:rPr>
-        <w:t>Date: 22 May 2026</w:t>
+        <w:t>Date: {{contract_date}}</w:t>
       </w:r>
     </w:p>
     <w:p>
@@ -417,7 +417,7 @@
           <w:szCs w:val="26"/>
           <w:u w:val="single"/>
         </w:rPr>
-        <w:t>THE BUYER: PT ALPHEN INTERNASIONAL CORPORINDO</w:t>
+        <w:t>THE BUYER: {{buyer_name}}</w:t>
       </w:r>
       <w:proofErr w:type="gramStart"/>
       <w:proofErr w:type="gramEnd"/>
@@ -439,7 +439,7 @@
           <w:szCs w:val="26"/>
           <w:lang w:val="en-US"/>
         </w:rPr>
-        <w:t>ADDRESS: Jl. Industri Raya III Blok AE No. 17, Tangerang, Banten 15710, Indonesia</w:t>
+        <w:t>ADDRESS: {{buyer_address}}</w:t>
       </w:r>
       <w:proofErr w:type="gramStart"/>
       <w:proofErr w:type="gramEnd"/>
@@ -701,7 +701,7 @@
                 <w:sz w:val="26"/>
                 <w:szCs w:val="26"/>
               </w:rPr>
-              <w:t>CIF – BELAWAN PORT, INDONESIA</w:t>
+              <w:t>{{incoterm}} – {{pod}}</w:t>
             </w:r>
           </w:p>
         </w:tc>
@@ -745,7 +745,7 @@
                 <w:bCs/>
                 <w:color w:val="000000"/>
               </w:rPr>
-              <w:t>3 x 20'</w:t>
+              <w:t>{{containers}} x {{cont_type}}</w:t>
             </w:r>
           </w:p>
           <w:p>
@@ -785,7 +785,7 @@
                 <w:bCs/>
                 <w:color w:val="000000"/>
               </w:rPr>
-              <w:t>NATURAL RUBBER SVR3L</w:t>
+              <w:t>NATURAL RUBBER {{grade}}</w:t>
             </w:r>
           </w:p>
           <w:p>
@@ -815,7 +815,7 @@
                 <w:sz w:val="22"/>
                 <w:szCs w:val="22"/>
               </w:rPr>
-              <w:t>(35 kg/bale, Loose bales packing)</w:t>
+              <w:t>({{packing_desc}})</w:t>
             </w:r>
           </w:p>
         </w:tc>
@@ -854,7 +854,7 @@
                 <w:bCs/>
                 <w:color w:val="000000"/>
               </w:rPr>
-              <w:t>42.00</w:t>
+              <w:t>{{quantity}}</w:t>
             </w:r>
           </w:p>
         </w:tc>
@@ -894,7 +894,7 @@
                 <w:sz w:val="26"/>
                 <w:szCs w:val="26"/>
               </w:rPr>
-              <w:t>2,350</w:t>
+              <w:t>{{unit_price}}</w:t>
             </w:r>
           </w:p>
         </w:tc>
@@ -944,7 +944,7 @@
                 <w:sz w:val="26"/>
                 <w:szCs w:val="26"/>
               </w:rPr>
-              <w:t>98,700.00</w:t>
+              <w:t>{{amount}}</w:t>
             </w:r>
           </w:p>
         </w:tc>
@@ -1004,7 +1004,7 @@
                 <w:bCs/>
                 <w:color w:val="000000"/>
               </w:rPr>
-              <w:t>42.00</w:t>
+              <w:t>{{quantity}}</w:t>
             </w:r>
           </w:p>
         </w:tc>
@@ -1050,7 +1050,7 @@
                 <w:sz w:val="26"/>
                 <w:szCs w:val="26"/>
               </w:rPr>
-              <w:t>98,700.00</w:t>
+              <w:t>{{amount}}</w:t>
             </w:r>
           </w:p>
         </w:tc>
@@ -1085,7 +1085,7 @@
                 <w:sz w:val="26"/>
                 <w:szCs w:val="26"/>
               </w:rPr>
-              <w:t>Words: Ninety-Eight Thousand Seven Hundred US Dollars Only.</w:t>
+              <w:t>Words: {{amount_words}}.</w:t>
             </w:r>
           </w:p>
         </w:tc>
@@ -1117,7 +1117,7 @@
                 <w:bCs/>
                 <w:color w:val="000000"/>
               </w:rPr>
-              <w:t xml:space="preserve">-Payment: L/C at sight. </w:t>
+              <w:t xml:space="preserve">-Payment: {{payment}}. </w:t>
             </w:r>
           </w:p>
           <w:p>
@@ -1386,7 +1386,7 @@
                 <w:szCs w:val="26"/>
                 <w:lang w:val="en-US"/>
               </w:rPr>
-              <w:t>PT ALPHEN INTERNASIONAL CORPORINDO</w:t>
+              <w:t>{{buyer_name}}</w:t>
             </w:r>
             <w:proofErr w:type="gramStart"/>
             <w:proofErr w:type="gramEnd"/>

--- a/docs/contract-template-samples/sample_PI_CIF.docx
+++ b/docs/contract-template-samples/sample_PI_CIF.docx
@@ -1137,7 +1137,7 @@
                 <w:sz w:val="26"/>
                 <w:szCs w:val="26"/>
               </w:rPr>
-              <w:t>The L/C draft must be opened within five (5) days from the contract signing date.</w:t>
+              <w:t>{{#is_lc_payment}}The L/C draft must be opened within five (5) days from the contract signing date.{{/is_lc_payment}}</w:t>
             </w:r>
           </w:p>
           <w:p>

--- a/docs/contract-template-samples/sample_PI_CIF.docx
+++ b/docs/contract-template-samples/sample_PI_CIF.docx
@@ -1168,7 +1168,7 @@
                 <w:szCs w:val="26"/>
                 <w:lang w:eastAsia="en-US"/>
               </w:rPr>
-              <w:t>Ben’s Bank detail:</w:t>
+              <w:t>Beneficiary’s Bank detail:</w:t>
             </w:r>
           </w:p>
           <w:p>

--- a/docs/contract-template-samples/sample_PI_CIF.docx
+++ b/docs/contract-template-samples/sample_PI_CIF.docx
@@ -1137,7 +1137,7 @@
                 <w:sz w:val="26"/>
                 <w:szCs w:val="26"/>
               </w:rPr>
-              <w:t>{{#is_lc_payment}}The L/C draft must be opened within five (5) days from the contract signing date.{{/is_lc_payment}}</w:t>
+              <w:t/>
             </w:r>
           </w:p>
           <w:p>
